--- a/项目报告_Steam游戏生态.docx
+++ b/项目报告_Steam游戏生态.docx
@@ -18,6 +18,11 @@
     <w:p>
       <w:r>
         <w:t>《大数据原理与应用》课程中期大作业</w:t>
+      </w:r>
+    </w:p>
+    <w:p>
+      <w:r>
+        <w:t>组长：张艺轩    组员：徐梓涵、周宇琪、王书卿、王文莉</w:t>
       </w:r>
     </w:p>
     <w:p>
